--- a/tillsyn/A 2580-2024 tillsynsbegäran.docx
+++ b/tillsyn/A 2580-2024 tillsynsbegäran.docx
@@ -460,7 +460,7 @@
     <w:r>
       <w:tab/>
       <w:tab/>
-      <w:t>2024-02-15</w:t>
+      <w:t>2024-02-16</w:t>
       <w:br/>
       <w:br/>
     </w:r>

--- a/tillsyn/A 2580-2024 tillsynsbegäran.docx
+++ b/tillsyn/A 2580-2024 tillsynsbegäran.docx
@@ -460,7 +460,7 @@
     <w:r>
       <w:tab/>
       <w:tab/>
-      <w:t>2024-02-16</w:t>
+      <w:t>2024-02-19</w:t>
       <w:br/>
       <w:br/>
     </w:r>

--- a/tillsyn/A 2580-2024 tillsynsbegäran.docx
+++ b/tillsyn/A 2580-2024 tillsynsbegäran.docx
@@ -460,7 +460,7 @@
     <w:r>
       <w:tab/>
       <w:tab/>
-      <w:t>2024-02-19</w:t>
+      <w:t>2024-02-21</w:t>
       <w:br/>
       <w:br/>
     </w:r>

--- a/tillsyn/A 2580-2024 tillsynsbegäran.docx
+++ b/tillsyn/A 2580-2024 tillsynsbegäran.docx
@@ -460,7 +460,7 @@
     <w:r>
       <w:tab/>
       <w:tab/>
-      <w:t>2024-02-21</w:t>
+      <w:t>2024-02-22</w:t>
       <w:br/>
       <w:br/>
     </w:r>

--- a/tillsyn/A 2580-2024 tillsynsbegäran.docx
+++ b/tillsyn/A 2580-2024 tillsynsbegäran.docx
@@ -460,7 +460,7 @@
     <w:r>
       <w:tab/>
       <w:tab/>
-      <w:t>2024-02-22</w:t>
+      <w:t>2024-02-23</w:t>
       <w:br/>
       <w:br/>
     </w:r>

--- a/tillsyn/A 2580-2024 tillsynsbegäran.docx
+++ b/tillsyn/A 2580-2024 tillsynsbegäran.docx
@@ -102,13 +102,9 @@
       <w:r>
         <w:t>Följande fridlysta arter har sina livsmiljöer och växtplatser i den avverkningsanmälda skogen: spillkråka (NT, §4) och tretåig hackspett (NT, §4).</w:t>
       </w:r>
-      <w:r>
-        <w:t xml:space="preserve"> I BILAGA 1 finns information om ekologi samt krav på livsmiljö hos fridlysta arter.</w:t>
-      </w:r>
     </w:p>
     <w:p>
       <w:r>
-        <w:br/>
         <w:t xml:space="preserve">Observera att medlemsländerna är skyldiga att agera i enlighet med EU:s fågeldirektiv där det uttryckligen står att direktivet gäller för fåglar samt för deras ägg, bon och </w:t>
       </w:r>
       <w:r>
@@ -123,6 +119,33 @@
     </w:p>
     <w:p>
       <w:r>
+        <w:rPr>
+          <w:b/>
+        </w:rPr>
+        <w:t>Spillkråka (NT, §4)</w:t>
+      </w:r>
+      <w:r>
+        <w:t xml:space="preserve"> är rödlistad som nära hotad och ingår i bilaga 1 i EU:s fågeldirektiv. Den minskar i population på grund av minskad tillgång på lämpliga bo- och födoträd och minskad födotillgång. Spillkråkans minskningstakt har uppgått till 19 (24-10) % under de senaste 15 åren. Minskningstakten för den svenska populationen bedöms vara nära gränsvärdet för Sårbar (VU) (A2bc). Skogsbruk med korta omloppstider och täta, homogena ungskogar utgör det största hotet, (SLU Artdatabanken, 2023).</w:t>
+      </w:r>
+    </w:p>
+    <w:p>
+      <w:r>
+        <w:rPr>
+          <w:b/>
+        </w:rPr>
+        <w:t>Tretåig hackspett (NT, §4)</w:t>
+      </w:r>
+      <w:r>
+        <w:t xml:space="preserve"> är rödlistad som nära hotad och ingår i bilaga 1 i EU:s fågeldirektiv. Tretåig hackspett är för sin överlevnad beroende av kontinuerlig tillförsel av äldre döende och död ved, som sker genom naturliga självgallringsprocesser i äldre grannaturskogar och barrblandade naturskogar. Om en skog genom skogsbruk gallras eller glesas ur så upphör och uteblir i stort sett den naturliga självgallringsprocessen för mycket lång tid framöver vilket omöjliggör upprätthållandet av den kontinuerliga ekologiska funktionen i ett område. Det finns studier som visar att naturskogens självgallringsprocess som den tretåiga hackspetten är beroende av, inte kan ersättas med efterlämnad hänsyn i skogsbruket (Imbeau &amp; Desrochers, 2002). Storleken på häckningsreviret varierar med skogstypen, förekomsten av död ved och graden av fragmentering, men är i allmänhet i storleksordningen 25–100 hektar. Vintertid krävs ofta betydligt större områden och det finns studier som antyder att arten behöver minst 100 hektar äldre skog. I områden med låg bonitet kan det behövas över 200 hektar lämpligt habitat för att ett par ska kunna reproducera sig (Skogsstyrelsen, 2016).</w:t>
+      </w:r>
+    </w:p>
+    <w:p>
+      <w:r>
+        <w:t>I BILAGA 1 finns mer detaljerad information om ekologi samt krav på livsmiljö hos fridlysta arter.</w:t>
+      </w:r>
+    </w:p>
+    <w:p>
+      <w:r>
         <w:br w:type="page"/>
       </w:r>
     </w:p>
@@ -132,6 +155,41 @@
       </w:pPr>
       <w:r>
         <w:t>BILAGA 1 - Fridlysta arter</w:t>
+      </w:r>
+    </w:p>
+    <w:p>
+      <w:pPr>
+        <w:pStyle w:val="Heading1"/>
+      </w:pPr>
+      <w:r>
+        <w:t>Spillkråka – ekologi samt krav på livsmiljön</w:t>
+      </w:r>
+    </w:p>
+    <w:p>
+      <w:r>
+        <w:t>Spillkråka (NT) är rödlistad som nära hotad, fridlyst enligt §4 Artskyddsförordningen och ingår i bilaga 1 i EU:s fågeldirektiv. Spillkråka lever i både barr- och blandskog liksom i ren lövskog. De tätaste populationerna tenderar att finnas i äldre, variationsrik blandskog med gott om död ved och gamla träd. Varje par utnyttjar 400-1 000 hektar skog beroende på skogens kvalitet. En minskning av populationen pågår på grund av minskad tillgång på lämpliga bo- och födoträd och minskad födotillgång. Spillkråkans minskningstakt har uppgått till 19 (24-10) % under de senaste 15 åren. Skogsbruk med korta omloppstider och täta, homogena ungskogar utgör det största hotet (Artdatabanken 2023).</w:t>
+      </w:r>
+    </w:p>
+    <w:p>
+      <w:pPr>
+        <w:pStyle w:val="Heading2"/>
+      </w:pPr>
+      <w:r>
+        <w:t>Referenser - spillkråka</w:t>
+      </w:r>
+    </w:p>
+    <w:p>
+      <w:r>
+        <w:t xml:space="preserve">SLU Artdatabanken, 2021. </w:t>
+      </w:r>
+      <w:r>
+        <w:rPr>
+          <w:i/>
+        </w:rPr>
+        <w:t xml:space="preserve">Artfaktablad. Naturvård – artfakta. </w:t>
+      </w:r>
+      <w:r>
+        <w:t>SLU Artdatabanken, Uppsala</w:t>
       </w:r>
     </w:p>
     <w:p>
@@ -297,41 +355,6 @@
         <w:t>Acta Ornithologica 40(1): 53–60.</w:t>
       </w:r>
     </w:p>
-    <w:p>
-      <w:pPr>
-        <w:pStyle w:val="Heading1"/>
-      </w:pPr>
-      <w:r>
-        <w:t>Spillkråka – ekologi samt krav på livsmiljön</w:t>
-      </w:r>
-    </w:p>
-    <w:p>
-      <w:r>
-        <w:t>Spillkråka (NT) är rödlistad som nära hotad, fridlyst enligt §4 Artskyddsförordningen och ingår i bilaga 1 i EU:s fågeldirektiv. Spillkråka lever i både barr- och blandskog liksom i ren lövskog. De tätaste populationerna tenderar att finnas i äldre, variationsrik blandskog med gott om död ved och gamla träd. Varje par utnyttjar 400-1 000 hektar skog beroende på skogens kvalitet. En minskning av populationen pågår på grund av minskad tillgång på lämpliga bo- och födoträd och minskad födotillgång. Spillkråkans minskningstakt har uppgått till 19 (24-10) % under de senaste 15 åren. Skogsbruk med korta omloppstider och täta, homogena ungskogar utgör det största hotet (Artdatabanken 2023).</w:t>
-      </w:r>
-    </w:p>
-    <w:p>
-      <w:pPr>
-        <w:pStyle w:val="Heading2"/>
-      </w:pPr>
-      <w:r>
-        <w:t>Referenser - spillkråka</w:t>
-      </w:r>
-    </w:p>
-    <w:p>
-      <w:r>
-        <w:t xml:space="preserve">SLU Artdatabanken, 2021. </w:t>
-      </w:r>
-      <w:r>
-        <w:rPr>
-          <w:i/>
-        </w:rPr>
-        <w:t xml:space="preserve">Artfaktablad. Naturvård – artfakta. </w:t>
-      </w:r>
-      <w:r>
-        <w:t>SLU Artdatabanken, Uppsala</w:t>
-      </w:r>
-    </w:p>
     <w:sectPr>
       <w:headerReference w:type="even" r:id="rId8"/>
       <w:headerReference w:type="default" r:id="rId9"/>
@@ -460,7 +483,7 @@
     <w:r>
       <w:tab/>
       <w:tab/>
-      <w:t>2024-02-23</w:t>
+      <w:t>2024-02-24</w:t>
       <w:br/>
       <w:br/>
     </w:r>

--- a/tillsyn/A 2580-2024 tillsynsbegäran.docx
+++ b/tillsyn/A 2580-2024 tillsynsbegäran.docx
@@ -483,7 +483,7 @@
     <w:r>
       <w:tab/>
       <w:tab/>
-      <w:t>2024-02-24</w:t>
+      <w:t>2024-02-25</w:t>
       <w:br/>
       <w:br/>
     </w:r>

--- a/tillsyn/A 2580-2024 tillsynsbegäran.docx
+++ b/tillsyn/A 2580-2024 tillsynsbegäran.docx
@@ -40,7 +40,7 @@
     </w:p>
     <w:p>
       <w:r>
-        <w:t>De påträffade naturvårdsarterna är ett tydligt kvitto på att detta rör sig om en skog med mycket höga naturvärden. I Figur 1 visas en karta över det avverkningsanmälda området, där samtliga fyndplatser för naturvårdsarter som finns registrerade på Artportalen har markerats.</w:t>
+        <w:t>De påträffade naturvårdsarterna är ett tydligt kvitto på att detta rör sig om en skog med höga naturvärden. I Figur 1 visas en karta över det avverkningsanmälda området, där samtliga fyndplatser för naturvårdsarter som finns registrerade på Artportalen har markerats.</w:t>
       </w:r>
     </w:p>
     <w:p>
@@ -483,7 +483,7 @@
     <w:r>
       <w:tab/>
       <w:tab/>
-      <w:t>2024-02-25</w:t>
+      <w:t>2024-02-26</w:t>
       <w:br/>
       <w:br/>
     </w:r>

--- a/tillsyn/A 2580-2024 tillsynsbegäran.docx
+++ b/tillsyn/A 2580-2024 tillsynsbegäran.docx
@@ -483,7 +483,7 @@
     <w:r>
       <w:tab/>
       <w:tab/>
-      <w:t>2024-02-26</w:t>
+      <w:t>2024-02-27</w:t>
       <w:br/>
       <w:br/>
     </w:r>

--- a/tillsyn/A 2580-2024 tillsynsbegäran.docx
+++ b/tillsyn/A 2580-2024 tillsynsbegäran.docx
@@ -483,7 +483,7 @@
     <w:r>
       <w:tab/>
       <w:tab/>
-      <w:t>2024-02-27</w:t>
+      <w:t>2024-02-28</w:t>
       <w:br/>
       <w:br/>
     </w:r>

--- a/tillsyn/A 2580-2024 tillsynsbegäran.docx
+++ b/tillsyn/A 2580-2024 tillsynsbegäran.docx
@@ -483,7 +483,7 @@
     <w:r>
       <w:tab/>
       <w:tab/>
-      <w:t>2024-02-28</w:t>
+      <w:t>2024-02-29</w:t>
       <w:br/>
       <w:br/>
     </w:r>

--- a/tillsyn/A 2580-2024 tillsynsbegäran.docx
+++ b/tillsyn/A 2580-2024 tillsynsbegäran.docx
@@ -483,7 +483,7 @@
     <w:r>
       <w:tab/>
       <w:tab/>
-      <w:t>2024-02-29</w:t>
+      <w:t>2024-03-01</w:t>
       <w:br/>
       <w:br/>
     </w:r>

--- a/tillsyn/A 2580-2024 tillsynsbegäran.docx
+++ b/tillsyn/A 2580-2024 tillsynsbegäran.docx
@@ -483,7 +483,7 @@
     <w:r>
       <w:tab/>
       <w:tab/>
-      <w:t>2024-03-01</w:t>
+      <w:t>2024-03-02</w:t>
       <w:br/>
       <w:br/>
     </w:r>

--- a/tillsyn/A 2580-2024 tillsynsbegäran.docx
+++ b/tillsyn/A 2580-2024 tillsynsbegäran.docx
@@ -483,7 +483,7 @@
     <w:r>
       <w:tab/>
       <w:tab/>
-      <w:t>2024-03-02</w:t>
+      <w:t>2024-03-03</w:t>
       <w:br/>
       <w:br/>
     </w:r>

--- a/tillsyn/A 2580-2024 tillsynsbegäran.docx
+++ b/tillsyn/A 2580-2024 tillsynsbegäran.docx
@@ -483,7 +483,7 @@
     <w:r>
       <w:tab/>
       <w:tab/>
-      <w:t>2024-03-03</w:t>
+      <w:t>2024-03-04</w:t>
       <w:br/>
       <w:br/>
     </w:r>

--- a/tillsyn/A 2580-2024 tillsynsbegäran.docx
+++ b/tillsyn/A 2580-2024 tillsynsbegäran.docx
@@ -483,7 +483,7 @@
     <w:r>
       <w:tab/>
       <w:tab/>
-      <w:t>2024-03-04</w:t>
+      <w:t>2024-03-05</w:t>
       <w:br/>
       <w:br/>
     </w:r>

--- a/tillsyn/A 2580-2024 tillsynsbegäran.docx
+++ b/tillsyn/A 2580-2024 tillsynsbegäran.docx
@@ -483,7 +483,7 @@
     <w:r>
       <w:tab/>
       <w:tab/>
-      <w:t>2024-03-05</w:t>
+      <w:t>2024-03-06</w:t>
       <w:br/>
       <w:br/>
     </w:r>

--- a/tillsyn/A 2580-2024 tillsynsbegäran.docx
+++ b/tillsyn/A 2580-2024 tillsynsbegäran.docx
@@ -483,7 +483,7 @@
     <w:r>
       <w:tab/>
       <w:tab/>
-      <w:t>2024-03-06</w:t>
+      <w:t>2024-03-07</w:t>
       <w:br/>
       <w:br/>
     </w:r>

--- a/tillsyn/A 2580-2024 tillsynsbegäran.docx
+++ b/tillsyn/A 2580-2024 tillsynsbegäran.docx
@@ -483,7 +483,7 @@
     <w:r>
       <w:tab/>
       <w:tab/>
-      <w:t>2024-03-07</w:t>
+      <w:t>2024-03-08</w:t>
       <w:br/>
       <w:br/>
     </w:r>

--- a/tillsyn/A 2580-2024 tillsynsbegäran.docx
+++ b/tillsyn/A 2580-2024 tillsynsbegäran.docx
@@ -483,7 +483,7 @@
     <w:r>
       <w:tab/>
       <w:tab/>
-      <w:t>2024-03-08</w:t>
+      <w:t>2024-03-09</w:t>
       <w:br/>
       <w:br/>
     </w:r>

--- a/tillsyn/A 2580-2024 tillsynsbegäran.docx
+++ b/tillsyn/A 2580-2024 tillsynsbegäran.docx
@@ -483,7 +483,7 @@
     <w:r>
       <w:tab/>
       <w:tab/>
-      <w:t>2024-03-09</w:t>
+      <w:t>2024-03-10</w:t>
       <w:br/>
       <w:br/>
     </w:r>

--- a/tillsyn/A 2580-2024 tillsynsbegäran.docx
+++ b/tillsyn/A 2580-2024 tillsynsbegäran.docx
@@ -483,7 +483,7 @@
     <w:r>
       <w:tab/>
       <w:tab/>
-      <w:t>2024-03-10</w:t>
+      <w:t>2024-03-11</w:t>
       <w:br/>
       <w:br/>
     </w:r>

--- a/tillsyn/A 2580-2024 tillsynsbegäran.docx
+++ b/tillsyn/A 2580-2024 tillsynsbegäran.docx
@@ -483,7 +483,7 @@
     <w:r>
       <w:tab/>
       <w:tab/>
-      <w:t>2024-03-11</w:t>
+      <w:t>2024-03-12</w:t>
       <w:br/>
       <w:br/>
     </w:r>

--- a/tillsyn/A 2580-2024 tillsynsbegäran.docx
+++ b/tillsyn/A 2580-2024 tillsynsbegäran.docx
@@ -483,7 +483,7 @@
     <w:r>
       <w:tab/>
       <w:tab/>
-      <w:t>2024-03-12</w:t>
+      <w:t>2024-03-13</w:t>
       <w:br/>
       <w:br/>
     </w:r>
